--- a/docs/Eslam_Tarek_Nabawy_Resume_ATS_Optimized.docx
+++ b/docs/Eslam_Tarek_Nabawy_Resume_ATS_Optimized.docx
@@ -43,7 +43,7 @@
           <w:color w:val="555555"/>
           <w:sz w:val="18"/>
         </w:rPr>
-        <w:t>6th October City, Egypt | +201015683693 | eslamtarek.dev@gmail.com | linkedin.com/in/eslam-tarek-nabawy | instagram.com/eslamtareknabawy | github.com/EslamNabawy</w:t>
+        <w:t>6th October City, Egypt | +201015683693 | eslamtarek.dev@gmail.com | linkedin.com/in/eslam-tarek-nabawy | eslamnabawy.github.io/Nabawy-s-Portfolio-/ | github.com/EslamNabawy</w:t>
       </w:r>
     </w:p>
     <w:p>
